--- a/resultados/CONSTANCIA_APROBACION_INGENIERIA_INDUSTRIAL_CHAVEZ_ROMERO_JUAN_CARLOS.docx
+++ b/resultados/CONSTANCIA_APROBACION_INGENIERIA_INDUSTRIAL_CHAVEZ_ROMERO_JUAN_CARLOS.docx
@@ -222,7 +222,7 @@
         <w:t xml:space="preserve">Coordinador: </w:t>
       </w:r>
       <w:r>
-        <w:t>enrique boy</w:t>
+        <w:t>dfsdf</w:t>
       </w:r>
     </w:p>
     <w:p>
@@ -244,7 +244,7 @@
         <w:t xml:space="preserve">Fecha y hora de aprobación: </w:t>
       </w:r>
       <w:r>
-        <w:t>10/09/2026 10:58</w:t>
+        <w:t>30/09/2026 14:13</w:t>
       </w:r>
     </w:p>
     <w:p>
